--- a/25MCS0055_CaseStudy.docx
+++ b/25MCS0055_CaseStudy.docx
@@ -248,29 +248,12 @@
           <w:right w:val="nil"/>
           <w:between w:val="nil"/>
         </w:pBdr>
-        <w:rPr>
-          <w:b/>
-          <w:color w:val="000000"/>
-          <w:sz w:val="28"/>
-          <w:szCs w:val="28"/>
-        </w:rPr>
-      </w:pPr>
-    </w:p>
-    <w:p>
-      <w:pPr>
-        <w:pBdr>
-          <w:top w:val="nil"/>
-          <w:left w:val="nil"/>
-          <w:bottom w:val="nil"/>
-          <w:right w:val="nil"/>
-          <w:between w:val="nil"/>
-        </w:pBdr>
-        <w:spacing w:before="309"/>
-        <w:rPr>
-          <w:b/>
-          <w:color w:val="000000"/>
-          <w:sz w:val="28"/>
-          <w:szCs w:val="28"/>
+        <w:ind w:left="2880" w:firstLine="720"/>
+        <w:rPr>
+          <w:b/>
+          <w:color w:val="3C78D8"/>
+          <w:sz w:val="25"/>
+          <w:szCs w:val="25"/>
         </w:rPr>
       </w:pPr>
     </w:p>
@@ -362,163 +345,144 @@
     </w:p>
     <w:p>
       <w:pPr>
-        <w:pBdr>
-          <w:top w:val="nil"/>
-          <w:left w:val="nil"/>
-          <w:bottom w:val="nil"/>
-          <w:right w:val="nil"/>
-          <w:between w:val="nil"/>
-        </w:pBdr>
+        <w:spacing w:before="196" w:line="304" w:lineRule="auto"/>
+        <w:ind w:left="4176" w:right="868"/>
+        <w:rPr>
+          <w:b/>
+          <w:sz w:val="26"/>
+          <w:szCs w:val="26"/>
+        </w:rPr>
+      </w:pPr>
+      <w:r>
+        <w:rPr>
+          <w:b/>
+          <w:sz w:val="26"/>
+          <w:szCs w:val="26"/>
+        </w:rPr>
+        <w:t>Name- Prajyot Kumar</w:t>
+      </w:r>
+    </w:p>
+    <w:p>
+      <w:pPr>
+        <w:spacing w:before="196" w:line="304" w:lineRule="auto"/>
+        <w:ind w:left="1296" w:right="868"/>
+        <w:rPr>
+          <w:b/>
+          <w:sz w:val="26"/>
+          <w:szCs w:val="26"/>
+        </w:rPr>
+      </w:pPr>
+      <w:r>
+        <w:rPr>
+          <w:b/>
+          <w:sz w:val="26"/>
+          <w:szCs w:val="26"/>
+        </w:rPr>
+        <w:tab/>
+      </w:r>
+      <w:r>
+        <w:rPr>
+          <w:b/>
+          <w:sz w:val="26"/>
+          <w:szCs w:val="26"/>
+        </w:rPr>
+        <w:tab/>
+      </w:r>
+      <w:r>
+        <w:rPr>
+          <w:b/>
+          <w:sz w:val="26"/>
+          <w:szCs w:val="26"/>
+        </w:rPr>
+        <w:tab/>
+        <w:t xml:space="preserve">      </w:t>
+      </w:r>
+      <w:r>
+        <w:rPr>
+          <w:b/>
+          <w:sz w:val="26"/>
+          <w:szCs w:val="26"/>
+        </w:rPr>
+        <w:tab/>
+        <w:t xml:space="preserve">          Roll Number - 25MCS0055</w:t>
+      </w:r>
+    </w:p>
+    <w:p>
+      <w:pPr>
+        <w:spacing w:before="196" w:line="304" w:lineRule="auto"/>
+        <w:ind w:left="1296" w:right="868"/>
+        <w:rPr>
+          <w:b/>
+          <w:sz w:val="26"/>
+          <w:szCs w:val="26"/>
+        </w:rPr>
+      </w:pPr>
+      <w:r>
+        <w:rPr>
+          <w:b/>
+          <w:sz w:val="26"/>
+          <w:szCs w:val="26"/>
+        </w:rPr>
+        <w:tab/>
+      </w:r>
+      <w:r>
+        <w:rPr>
+          <w:b/>
+          <w:sz w:val="26"/>
+          <w:szCs w:val="26"/>
+        </w:rPr>
+        <w:tab/>
+      </w:r>
+      <w:r>
+        <w:rPr>
+          <w:b/>
+          <w:sz w:val="26"/>
+          <w:szCs w:val="26"/>
+        </w:rPr>
+        <w:tab/>
+        <w:t xml:space="preserve">      </w:t>
+      </w:r>
+      <w:r>
+        <w:rPr>
+          <w:b/>
+          <w:sz w:val="26"/>
+          <w:szCs w:val="26"/>
+        </w:rPr>
+        <w:tab/>
+        <w:t xml:space="preserve">          Date </w:t>
+      </w:r>
+      <w:r>
+        <w:rPr>
+          <w:b/>
+          <w:sz w:val="26"/>
+          <w:szCs w:val="26"/>
+        </w:rPr>
+        <w:t>–</w:t>
+      </w:r>
+      <w:r>
+        <w:rPr>
+          <w:b/>
+          <w:sz w:val="26"/>
+          <w:szCs w:val="26"/>
+        </w:rPr>
+        <w:t xml:space="preserve"> </w:t>
+      </w:r>
+      <w:r>
+        <w:rPr>
+          <w:b/>
+          <w:sz w:val="26"/>
+          <w:szCs w:val="26"/>
+        </w:rPr>
+        <w:t>09-04-2026</w:t>
+      </w:r>
+    </w:p>
+    <w:p>
+      <w:pPr>
         <w:spacing w:before="196" w:line="304" w:lineRule="auto"/>
         <w:ind w:right="868"/>
         <w:rPr>
           <w:b/>
-          <w:sz w:val="28"/>
-          <w:szCs w:val="28"/>
-        </w:rPr>
-      </w:pPr>
-    </w:p>
-    <w:p>
-      <w:pPr>
-        <w:spacing w:before="196" w:line="304" w:lineRule="auto"/>
-        <w:ind w:left="4176" w:right="868"/>
-        <w:rPr>
-          <w:b/>
-          <w:sz w:val="26"/>
-          <w:szCs w:val="26"/>
-        </w:rPr>
-      </w:pPr>
-      <w:r>
-        <w:rPr>
-          <w:b/>
-          <w:sz w:val="26"/>
-          <w:szCs w:val="26"/>
-        </w:rPr>
-        <w:t>Name- Prajyot Kumar</w:t>
-      </w:r>
-    </w:p>
-    <w:p>
-      <w:pPr>
-        <w:spacing w:before="196" w:line="304" w:lineRule="auto"/>
-        <w:ind w:left="1296" w:right="868"/>
-        <w:rPr>
-          <w:b/>
-          <w:sz w:val="26"/>
-          <w:szCs w:val="26"/>
-        </w:rPr>
-      </w:pPr>
-      <w:r>
-        <w:rPr>
-          <w:b/>
-          <w:sz w:val="26"/>
-          <w:szCs w:val="26"/>
-        </w:rPr>
-        <w:tab/>
-      </w:r>
-      <w:r>
-        <w:rPr>
-          <w:b/>
-          <w:sz w:val="26"/>
-          <w:szCs w:val="26"/>
-        </w:rPr>
-        <w:tab/>
-      </w:r>
-      <w:r>
-        <w:rPr>
-          <w:b/>
-          <w:sz w:val="26"/>
-          <w:szCs w:val="26"/>
-        </w:rPr>
-        <w:tab/>
-        <w:t xml:space="preserve">      </w:t>
-      </w:r>
-      <w:r>
-        <w:rPr>
-          <w:b/>
-          <w:sz w:val="26"/>
-          <w:szCs w:val="26"/>
-        </w:rPr>
-        <w:tab/>
-        <w:t xml:space="preserve">          Roll Number - 25MCS0055</w:t>
-      </w:r>
-    </w:p>
-    <w:p>
-      <w:pPr>
-        <w:spacing w:before="196" w:line="304" w:lineRule="auto"/>
-        <w:ind w:left="1296" w:right="868"/>
-        <w:rPr>
-          <w:b/>
-          <w:sz w:val="28"/>
-          <w:szCs w:val="28"/>
-        </w:rPr>
-      </w:pPr>
-      <w:r>
-        <w:rPr>
-          <w:b/>
-          <w:sz w:val="26"/>
-          <w:szCs w:val="26"/>
-        </w:rPr>
-        <w:tab/>
-      </w:r>
-      <w:r>
-        <w:rPr>
-          <w:b/>
-          <w:sz w:val="26"/>
-          <w:szCs w:val="26"/>
-        </w:rPr>
-        <w:tab/>
-      </w:r>
-      <w:r>
-        <w:rPr>
-          <w:b/>
-          <w:sz w:val="26"/>
-          <w:szCs w:val="26"/>
-        </w:rPr>
-        <w:tab/>
-        <w:t xml:space="preserve">      </w:t>
-      </w:r>
-      <w:r>
-        <w:rPr>
-          <w:b/>
-          <w:sz w:val="26"/>
-          <w:szCs w:val="26"/>
-        </w:rPr>
-        <w:tab/>
-        <w:t xml:space="preserve">          Date </w:t>
-      </w:r>
-      <w:r>
-        <w:rPr>
-          <w:b/>
-          <w:sz w:val="26"/>
-          <w:szCs w:val="26"/>
-        </w:rPr>
-        <w:t>–</w:t>
-      </w:r>
-      <w:r>
-        <w:rPr>
-          <w:b/>
-          <w:sz w:val="26"/>
-          <w:szCs w:val="26"/>
-        </w:rPr>
-        <w:t xml:space="preserve"> </w:t>
-      </w:r>
-      <w:r>
-        <w:rPr>
-          <w:b/>
-          <w:sz w:val="26"/>
-          <w:szCs w:val="26"/>
-        </w:rPr>
-        <w:t>09-04-2026</w:t>
-      </w:r>
-    </w:p>
-    <w:p>
-      <w:pPr>
-        <w:ind w:left="720" w:firstLine="720"/>
-        <w:rPr>
-          <w:b/>
           <w:color w:val="196B24" w:themeColor="accent3"/>
-          <w:sz w:val="32"/>
-          <w:szCs w:val="32"/>
           <w14:textOutline w14:w="0" w14:cap="flat" w14:cmpd="sng" w14:algn="ctr">
             <w14:noFill/>
             <w14:prstDash w14:val="solid"/>
@@ -534,12 +498,11 @@
           </w14:props3d>
         </w:rPr>
       </w:pPr>
+      <w:proofErr w:type="spellStart"/>
       <w:r>
         <w:rPr>
           <w:b/>
           <w:color w:val="196B24" w:themeColor="accent3"/>
-          <w:sz w:val="32"/>
-          <w:szCs w:val="32"/>
           <w14:textOutline w14:w="0" w14:cap="flat" w14:cmpd="sng" w14:algn="ctr">
             <w14:noFill/>
             <w14:prstDash w14:val="solid"/>
@@ -554,6 +517,73 @@
             </w14:contourClr>
           </w14:props3d>
         </w:rPr>
+        <w:t>Github</w:t>
+      </w:r>
+      <w:proofErr w:type="spellEnd"/>
+      <w:r>
+        <w:rPr>
+          <w:b/>
+          <w:color w:val="196B24" w:themeColor="accent3"/>
+          <w14:textOutline w14:w="0" w14:cap="flat" w14:cmpd="sng" w14:algn="ctr">
+            <w14:noFill/>
+            <w14:prstDash w14:val="solid"/>
+            <w14:round/>
+          </w14:textOutline>
+          <w14:props3d w14:extrusionH="57150" w14:contourW="0" w14:prstMaterial="matte">
+            <w14:bevelT w14:w="63500" w14:h="12700" w14:prst="angle"/>
+            <w14:contourClr>
+              <w14:schemeClr w14:val="bg1">
+                <w14:lumMod w14:val="65000"/>
+              </w14:schemeClr>
+            </w14:contourClr>
+          </w14:props3d>
+        </w:rPr>
+        <w:t xml:space="preserve"> repository link - https://github.com/Prajyot021/Virtual-Laboratory-Session-Management-Case-Study--01-.git</w:t>
+      </w:r>
+    </w:p>
+    <w:p>
+      <w:pPr>
+        <w:ind w:left="720" w:firstLine="720"/>
+        <w:rPr>
+          <w:b/>
+          <w:color w:val="196B24" w:themeColor="accent3"/>
+          <w:sz w:val="32"/>
+          <w:szCs w:val="32"/>
+          <w14:textOutline w14:w="0" w14:cap="flat" w14:cmpd="sng" w14:algn="ctr">
+            <w14:noFill/>
+            <w14:prstDash w14:val="solid"/>
+            <w14:round/>
+          </w14:textOutline>
+          <w14:props3d w14:extrusionH="57150" w14:contourW="0" w14:prstMaterial="matte">
+            <w14:bevelT w14:w="63500" w14:h="12700" w14:prst="angle"/>
+            <w14:contourClr>
+              <w14:schemeClr w14:val="bg1">
+                <w14:lumMod w14:val="65000"/>
+              </w14:schemeClr>
+            </w14:contourClr>
+          </w14:props3d>
+        </w:rPr>
+      </w:pPr>
+      <w:r>
+        <w:rPr>
+          <w:b/>
+          <w:color w:val="196B24" w:themeColor="accent3"/>
+          <w:sz w:val="32"/>
+          <w:szCs w:val="32"/>
+          <w14:textOutline w14:w="0" w14:cap="flat" w14:cmpd="sng" w14:algn="ctr">
+            <w14:noFill/>
+            <w14:prstDash w14:val="solid"/>
+            <w14:round/>
+          </w14:textOutline>
+          <w14:props3d w14:extrusionH="57150" w14:contourW="0" w14:prstMaterial="matte">
+            <w14:bevelT w14:w="63500" w14:h="12700" w14:prst="angle"/>
+            <w14:contourClr>
+              <w14:schemeClr w14:val="bg1">
+                <w14:lumMod w14:val="65000"/>
+              </w14:schemeClr>
+            </w14:contourClr>
+          </w14:props3d>
+        </w:rPr>
         <w:lastRenderedPageBreak/>
         <w:t>Virtual Laboratory Session Management</w:t>
       </w:r>
@@ -2090,7 +2120,39 @@
             <w14:round/>
           </w14:textOutline>
         </w:rPr>
-        <w:t xml:space="preserve">POST /api/sessions → Create session </w:t>
+        <w:t>POST /</w:t>
+      </w:r>
+      <w:proofErr w:type="spellStart"/>
+      <w:r>
+        <w:rPr>
+          <w14:shadow w14:blurRad="38100" w14:dist="19050" w14:dir="2700000" w14:sx="100000" w14:sy="100000" w14:kx="0" w14:ky="0" w14:algn="tl">
+            <w14:schemeClr w14:val="dk1">
+              <w14:alpha w14:val="60000"/>
+            </w14:schemeClr>
+          </w14:shadow>
+          <w14:textOutline w14:w="0" w14:cap="flat" w14:cmpd="sng" w14:algn="ctr">
+            <w14:noFill/>
+            <w14:prstDash w14:val="solid"/>
+            <w14:round/>
+          </w14:textOutline>
+        </w:rPr>
+        <w:t>api</w:t>
+      </w:r>
+      <w:proofErr w:type="spellEnd"/>
+      <w:r>
+        <w:rPr>
+          <w14:shadow w14:blurRad="38100" w14:dist="19050" w14:dir="2700000" w14:sx="100000" w14:sy="100000" w14:kx="0" w14:ky="0" w14:algn="tl">
+            <w14:schemeClr w14:val="dk1">
+              <w14:alpha w14:val="60000"/>
+            </w14:schemeClr>
+          </w14:shadow>
+          <w14:textOutline w14:w="0" w14:cap="flat" w14:cmpd="sng" w14:algn="ctr">
+            <w14:noFill/>
+            <w14:prstDash w14:val="solid"/>
+            <w14:round/>
+          </w14:textOutline>
+        </w:rPr>
+        <w:t xml:space="preserve">/sessions → Create session </w:t>
       </w:r>
     </w:p>
     <w:p>
@@ -2125,7 +2187,39 @@
             <w14:round/>
           </w14:textOutline>
         </w:rPr>
-        <w:t>GET /api/sessions</w:t>
+        <w:t>GET /</w:t>
+      </w:r>
+      <w:proofErr w:type="spellStart"/>
+      <w:r>
+        <w:rPr>
+          <w14:shadow w14:blurRad="38100" w14:dist="19050" w14:dir="2700000" w14:sx="100000" w14:sy="100000" w14:kx="0" w14:ky="0" w14:algn="tl">
+            <w14:schemeClr w14:val="dk1">
+              <w14:alpha w14:val="60000"/>
+            </w14:schemeClr>
+          </w14:shadow>
+          <w14:textOutline w14:w="0" w14:cap="flat" w14:cmpd="sng" w14:algn="ctr">
+            <w14:noFill/>
+            <w14:prstDash w14:val="solid"/>
+            <w14:round/>
+          </w14:textOutline>
+        </w:rPr>
+        <w:t>api</w:t>
+      </w:r>
+      <w:proofErr w:type="spellEnd"/>
+      <w:r>
+        <w:rPr>
+          <w14:shadow w14:blurRad="38100" w14:dist="19050" w14:dir="2700000" w14:sx="100000" w14:sy="100000" w14:kx="0" w14:ky="0" w14:algn="tl">
+            <w14:schemeClr w14:val="dk1">
+              <w14:alpha w14:val="60000"/>
+            </w14:schemeClr>
+          </w14:shadow>
+          <w14:textOutline w14:w="0" w14:cap="flat" w14:cmpd="sng" w14:algn="ctr">
+            <w14:noFill/>
+            <w14:prstDash w14:val="solid"/>
+            <w14:round/>
+          </w14:textOutline>
+        </w:rPr>
+        <w:t>/sessions</w:t>
       </w:r>
       <w:proofErr w:type="gramStart"/>
       <w:r>
@@ -2141,8 +2235,57 @@
             <w14:round/>
           </w14:textOutline>
         </w:rPr>
-        <w:t>/:sessionId/:studentId</w:t>
-      </w:r>
+        <w:t>/:</w:t>
+      </w:r>
+      <w:proofErr w:type="spellStart"/>
+      <w:r>
+        <w:rPr>
+          <w14:shadow w14:blurRad="38100" w14:dist="19050" w14:dir="2700000" w14:sx="100000" w14:sy="100000" w14:kx="0" w14:ky="0" w14:algn="tl">
+            <w14:schemeClr w14:val="dk1">
+              <w14:alpha w14:val="60000"/>
+            </w14:schemeClr>
+          </w14:shadow>
+          <w14:textOutline w14:w="0" w14:cap="flat" w14:cmpd="sng" w14:algn="ctr">
+            <w14:noFill/>
+            <w14:prstDash w14:val="solid"/>
+            <w14:round/>
+          </w14:textOutline>
+        </w:rPr>
+        <w:t>sessionId</w:t>
+      </w:r>
+      <w:proofErr w:type="spellEnd"/>
+      <w:r>
+        <w:rPr>
+          <w14:shadow w14:blurRad="38100" w14:dist="19050" w14:dir="2700000" w14:sx="100000" w14:sy="100000" w14:kx="0" w14:ky="0" w14:algn="tl">
+            <w14:schemeClr w14:val="dk1">
+              <w14:alpha w14:val="60000"/>
+            </w14:schemeClr>
+          </w14:shadow>
+          <w14:textOutline w14:w="0" w14:cap="flat" w14:cmpd="sng" w14:algn="ctr">
+            <w14:noFill/>
+            <w14:prstDash w14:val="solid"/>
+            <w14:round/>
+          </w14:textOutline>
+        </w:rPr>
+        <w:t>/:</w:t>
+      </w:r>
+      <w:proofErr w:type="spellStart"/>
+      <w:r>
+        <w:rPr>
+          <w14:shadow w14:blurRad="38100" w14:dist="19050" w14:dir="2700000" w14:sx="100000" w14:sy="100000" w14:kx="0" w14:ky="0" w14:algn="tl">
+            <w14:schemeClr w14:val="dk1">
+              <w14:alpha w14:val="60000"/>
+            </w14:schemeClr>
+          </w14:shadow>
+          <w14:textOutline w14:w="0" w14:cap="flat" w14:cmpd="sng" w14:algn="ctr">
+            <w14:noFill/>
+            <w14:prstDash w14:val="solid"/>
+            <w14:round/>
+          </w14:textOutline>
+        </w:rPr>
+        <w:t>studentId</w:t>
+      </w:r>
+      <w:proofErr w:type="spellEnd"/>
       <w:proofErr w:type="gramEnd"/>
       <w:r>
         <w:rPr>
@@ -2192,7 +2335,39 @@
             <w14:round/>
           </w14:textOutline>
         </w:rPr>
-        <w:t>PUT /api/sessions</w:t>
+        <w:t>PUT /</w:t>
+      </w:r>
+      <w:proofErr w:type="spellStart"/>
+      <w:r>
+        <w:rPr>
+          <w14:shadow w14:blurRad="38100" w14:dist="19050" w14:dir="2700000" w14:sx="100000" w14:sy="100000" w14:kx="0" w14:ky="0" w14:algn="tl">
+            <w14:schemeClr w14:val="dk1">
+              <w14:alpha w14:val="60000"/>
+            </w14:schemeClr>
+          </w14:shadow>
+          <w14:textOutline w14:w="0" w14:cap="flat" w14:cmpd="sng" w14:algn="ctr">
+            <w14:noFill/>
+            <w14:prstDash w14:val="solid"/>
+            <w14:round/>
+          </w14:textOutline>
+        </w:rPr>
+        <w:t>api</w:t>
+      </w:r>
+      <w:proofErr w:type="spellEnd"/>
+      <w:r>
+        <w:rPr>
+          <w14:shadow w14:blurRad="38100" w14:dist="19050" w14:dir="2700000" w14:sx="100000" w14:sy="100000" w14:kx="0" w14:ky="0" w14:algn="tl">
+            <w14:schemeClr w14:val="dk1">
+              <w14:alpha w14:val="60000"/>
+            </w14:schemeClr>
+          </w14:shadow>
+          <w14:textOutline w14:w="0" w14:cap="flat" w14:cmpd="sng" w14:algn="ctr">
+            <w14:noFill/>
+            <w14:prstDash w14:val="solid"/>
+            <w14:round/>
+          </w14:textOutline>
+        </w:rPr>
+        <w:t>/sessions</w:t>
       </w:r>
       <w:proofErr w:type="gramStart"/>
       <w:r>
@@ -2208,8 +2383,57 @@
             <w14:round/>
           </w14:textOutline>
         </w:rPr>
-        <w:t>/:sessionId/:studentId</w:t>
-      </w:r>
+        <w:t>/:</w:t>
+      </w:r>
+      <w:proofErr w:type="spellStart"/>
+      <w:r>
+        <w:rPr>
+          <w14:shadow w14:blurRad="38100" w14:dist="19050" w14:dir="2700000" w14:sx="100000" w14:sy="100000" w14:kx="0" w14:ky="0" w14:algn="tl">
+            <w14:schemeClr w14:val="dk1">
+              <w14:alpha w14:val="60000"/>
+            </w14:schemeClr>
+          </w14:shadow>
+          <w14:textOutline w14:w="0" w14:cap="flat" w14:cmpd="sng" w14:algn="ctr">
+            <w14:noFill/>
+            <w14:prstDash w14:val="solid"/>
+            <w14:round/>
+          </w14:textOutline>
+        </w:rPr>
+        <w:t>sessionId</w:t>
+      </w:r>
+      <w:proofErr w:type="spellEnd"/>
+      <w:r>
+        <w:rPr>
+          <w14:shadow w14:blurRad="38100" w14:dist="19050" w14:dir="2700000" w14:sx="100000" w14:sy="100000" w14:kx="0" w14:ky="0" w14:algn="tl">
+            <w14:schemeClr w14:val="dk1">
+              <w14:alpha w14:val="60000"/>
+            </w14:schemeClr>
+          </w14:shadow>
+          <w14:textOutline w14:w="0" w14:cap="flat" w14:cmpd="sng" w14:algn="ctr">
+            <w14:noFill/>
+            <w14:prstDash w14:val="solid"/>
+            <w14:round/>
+          </w14:textOutline>
+        </w:rPr>
+        <w:t>/:</w:t>
+      </w:r>
+      <w:proofErr w:type="spellStart"/>
+      <w:r>
+        <w:rPr>
+          <w14:shadow w14:blurRad="38100" w14:dist="19050" w14:dir="2700000" w14:sx="100000" w14:sy="100000" w14:kx="0" w14:ky="0" w14:algn="tl">
+            <w14:schemeClr w14:val="dk1">
+              <w14:alpha w14:val="60000"/>
+            </w14:schemeClr>
+          </w14:shadow>
+          <w14:textOutline w14:w="0" w14:cap="flat" w14:cmpd="sng" w14:algn="ctr">
+            <w14:noFill/>
+            <w14:prstDash w14:val="solid"/>
+            <w14:round/>
+          </w14:textOutline>
+        </w:rPr>
+        <w:t>studentId</w:t>
+      </w:r>
+      <w:proofErr w:type="spellEnd"/>
       <w:proofErr w:type="gramEnd"/>
       <w:r>
         <w:rPr>
@@ -2588,23 +2812,6 @@
           </w14:textOutline>
         </w:rPr>
       </w:pPr>
-    </w:p>
-    <w:p>
-      <w:pPr>
-        <w:rPr>
-          <w:color w:val="000000" w:themeColor="text1"/>
-          <w14:shadow w14:blurRad="38100" w14:dist="19050" w14:dir="2700000" w14:sx="100000" w14:sy="100000" w14:kx="0" w14:ky="0" w14:algn="tl">
-            <w14:schemeClr w14:val="dk1">
-              <w14:alpha w14:val="60000"/>
-            </w14:schemeClr>
-          </w14:shadow>
-          <w14:textOutline w14:w="0" w14:cap="flat" w14:cmpd="sng" w14:algn="ctr">
-            <w14:noFill/>
-            <w14:prstDash w14:val="solid"/>
-            <w14:round/>
-          </w14:textOutline>
-        </w:rPr>
-      </w:pPr>
       <w:r>
         <w:rPr>
           <w:color w:val="000000" w:themeColor="text1"/>
@@ -2725,6 +2932,23 @@
           </w14:textOutline>
         </w:rPr>
       </w:pPr>
+    </w:p>
+    <w:p>
+      <w:pPr>
+        <w:rPr>
+          <w:color w:val="000000" w:themeColor="text1"/>
+          <w14:shadow w14:blurRad="38100" w14:dist="19050" w14:dir="2700000" w14:sx="100000" w14:sy="100000" w14:kx="0" w14:ky="0" w14:algn="tl">
+            <w14:schemeClr w14:val="dk1">
+              <w14:alpha w14:val="60000"/>
+            </w14:schemeClr>
+          </w14:shadow>
+          <w14:textOutline w14:w="0" w14:cap="flat" w14:cmpd="sng" w14:algn="ctr">
+            <w14:noFill/>
+            <w14:prstDash w14:val="solid"/>
+            <w14:round/>
+          </w14:textOutline>
+        </w:rPr>
+      </w:pPr>
       <w:r>
         <w:rPr>
           <w:color w:val="000000" w:themeColor="text1"/>
@@ -3297,7 +3521,115 @@
             <w14:round/>
           </w14:textOutline>
         </w:rPr>
-        <w:t xml:space="preserve"> section of the Project. We have 3 sections. One is to create and second to Search nased on SessionID and SudentID and last is update section where we Update our data which we gave when we created it.</w:t>
+        <w:t xml:space="preserve"> section of the Project. We have 3 sections. One is to create and second to Search </w:t>
+      </w:r>
+      <w:proofErr w:type="spellStart"/>
+      <w:r>
+        <w:rPr>
+          <w:sz w:val="22"/>
+          <w:szCs w:val="22"/>
+          <w14:shadow w14:blurRad="38100" w14:dist="19050" w14:dir="2700000" w14:sx="100000" w14:sy="100000" w14:kx="0" w14:ky="0" w14:algn="tl">
+            <w14:schemeClr w14:val="dk1">
+              <w14:alpha w14:val="60000"/>
+            </w14:schemeClr>
+          </w14:shadow>
+          <w14:textOutline w14:w="0" w14:cap="flat" w14:cmpd="sng" w14:algn="ctr">
+            <w14:noFill/>
+            <w14:prstDash w14:val="solid"/>
+            <w14:round/>
+          </w14:textOutline>
+        </w:rPr>
+        <w:t>nased</w:t>
+      </w:r>
+      <w:proofErr w:type="spellEnd"/>
+      <w:r>
+        <w:rPr>
+          <w:sz w:val="22"/>
+          <w:szCs w:val="22"/>
+          <w14:shadow w14:blurRad="38100" w14:dist="19050" w14:dir="2700000" w14:sx="100000" w14:sy="100000" w14:kx="0" w14:ky="0" w14:algn="tl">
+            <w14:schemeClr w14:val="dk1">
+              <w14:alpha w14:val="60000"/>
+            </w14:schemeClr>
+          </w14:shadow>
+          <w14:textOutline w14:w="0" w14:cap="flat" w14:cmpd="sng" w14:algn="ctr">
+            <w14:noFill/>
+            <w14:prstDash w14:val="solid"/>
+            <w14:round/>
+          </w14:textOutline>
+        </w:rPr>
+        <w:t xml:space="preserve"> on </w:t>
+      </w:r>
+      <w:proofErr w:type="spellStart"/>
+      <w:r>
+        <w:rPr>
+          <w:sz w:val="22"/>
+          <w:szCs w:val="22"/>
+          <w14:shadow w14:blurRad="38100" w14:dist="19050" w14:dir="2700000" w14:sx="100000" w14:sy="100000" w14:kx="0" w14:ky="0" w14:algn="tl">
+            <w14:schemeClr w14:val="dk1">
+              <w14:alpha w14:val="60000"/>
+            </w14:schemeClr>
+          </w14:shadow>
+          <w14:textOutline w14:w="0" w14:cap="flat" w14:cmpd="sng" w14:algn="ctr">
+            <w14:noFill/>
+            <w14:prstDash w14:val="solid"/>
+            <w14:round/>
+          </w14:textOutline>
+        </w:rPr>
+        <w:t>SessionID</w:t>
+      </w:r>
+      <w:proofErr w:type="spellEnd"/>
+      <w:r>
+        <w:rPr>
+          <w:sz w:val="22"/>
+          <w:szCs w:val="22"/>
+          <w14:shadow w14:blurRad="38100" w14:dist="19050" w14:dir="2700000" w14:sx="100000" w14:sy="100000" w14:kx="0" w14:ky="0" w14:algn="tl">
+            <w14:schemeClr w14:val="dk1">
+              <w14:alpha w14:val="60000"/>
+            </w14:schemeClr>
+          </w14:shadow>
+          <w14:textOutline w14:w="0" w14:cap="flat" w14:cmpd="sng" w14:algn="ctr">
+            <w14:noFill/>
+            <w14:prstDash w14:val="solid"/>
+            <w14:round/>
+          </w14:textOutline>
+        </w:rPr>
+        <w:t xml:space="preserve"> and </w:t>
+      </w:r>
+      <w:proofErr w:type="spellStart"/>
+      <w:r>
+        <w:rPr>
+          <w:sz w:val="22"/>
+          <w:szCs w:val="22"/>
+          <w14:shadow w14:blurRad="38100" w14:dist="19050" w14:dir="2700000" w14:sx="100000" w14:sy="100000" w14:kx="0" w14:ky="0" w14:algn="tl">
+            <w14:schemeClr w14:val="dk1">
+              <w14:alpha w14:val="60000"/>
+            </w14:schemeClr>
+          </w14:shadow>
+          <w14:textOutline w14:w="0" w14:cap="flat" w14:cmpd="sng" w14:algn="ctr">
+            <w14:noFill/>
+            <w14:prstDash w14:val="solid"/>
+            <w14:round/>
+          </w14:textOutline>
+        </w:rPr>
+        <w:t>SudentID</w:t>
+      </w:r>
+      <w:proofErr w:type="spellEnd"/>
+      <w:r>
+        <w:rPr>
+          <w:sz w:val="22"/>
+          <w:szCs w:val="22"/>
+          <w14:shadow w14:blurRad="38100" w14:dist="19050" w14:dir="2700000" w14:sx="100000" w14:sy="100000" w14:kx="0" w14:ky="0" w14:algn="tl">
+            <w14:schemeClr w14:val="dk1">
+              <w14:alpha w14:val="60000"/>
+            </w14:schemeClr>
+          </w14:shadow>
+          <w14:textOutline w14:w="0" w14:cap="flat" w14:cmpd="sng" w14:algn="ctr">
+            <w14:noFill/>
+            <w14:prstDash w14:val="solid"/>
+            <w14:round/>
+          </w14:textOutline>
+        </w:rPr>
+        <w:t xml:space="preserve"> and last is update section where we Update our data which we gave when we created it.</w:t>
       </w:r>
     </w:p>
     <w:p>
@@ -3850,7 +4182,45 @@
           </w14:textOutline>
         </w:rPr>
         <w:lastRenderedPageBreak/>
-        <w:t>We search for the SE01 sessionID that we created before and we update the Lab manual value along with slot time.</w:t>
+        <w:t xml:space="preserve">We search for the SE01 </w:t>
+      </w:r>
+      <w:proofErr w:type="spellStart"/>
+      <w:r>
+        <w:rPr>
+          <w:color w:val="000000" w:themeColor="text1"/>
+          <w:sz w:val="22"/>
+          <w:szCs w:val="22"/>
+          <w14:shadow w14:blurRad="38100" w14:dist="19050" w14:dir="2700000" w14:sx="100000" w14:sy="100000" w14:kx="0" w14:ky="0" w14:algn="tl">
+            <w14:schemeClr w14:val="dk1">
+              <w14:alpha w14:val="60000"/>
+            </w14:schemeClr>
+          </w14:shadow>
+          <w14:textOutline w14:w="0" w14:cap="flat" w14:cmpd="sng" w14:algn="ctr">
+            <w14:noFill/>
+            <w14:prstDash w14:val="solid"/>
+            <w14:round/>
+          </w14:textOutline>
+        </w:rPr>
+        <w:t>sessionID</w:t>
+      </w:r>
+      <w:proofErr w:type="spellEnd"/>
+      <w:r>
+        <w:rPr>
+          <w:color w:val="000000" w:themeColor="text1"/>
+          <w:sz w:val="22"/>
+          <w:szCs w:val="22"/>
+          <w14:shadow w14:blurRad="38100" w14:dist="19050" w14:dir="2700000" w14:sx="100000" w14:sy="100000" w14:kx="0" w14:ky="0" w14:algn="tl">
+            <w14:schemeClr w14:val="dk1">
+              <w14:alpha w14:val="60000"/>
+            </w14:schemeClr>
+          </w14:shadow>
+          <w14:textOutline w14:w="0" w14:cap="flat" w14:cmpd="sng" w14:algn="ctr">
+            <w14:noFill/>
+            <w14:prstDash w14:val="solid"/>
+            <w14:round/>
+          </w14:textOutline>
+        </w:rPr>
+        <w:t xml:space="preserve"> that we created before and we update the Lab manual value along with slot time.</w:t>
       </w:r>
     </w:p>
     <w:p>
@@ -4098,7 +4468,9 @@
           </w14:textOutline>
         </w:rPr>
       </w:pPr>
-      <w:r>
+    </w:p>
+    <w:p>
+      <w:pPr>
         <w:rPr>
           <w:color w:val="000000" w:themeColor="text1"/>
           <w:sz w:val="22"/>
@@ -4114,6 +4486,24 @@
             <w14:round/>
           </w14:textOutline>
         </w:rPr>
+      </w:pPr>
+      <w:r>
+        <w:rPr>
+          <w:color w:val="000000" w:themeColor="text1"/>
+          <w:sz w:val="22"/>
+          <w:szCs w:val="22"/>
+          <w14:shadow w14:blurRad="38100" w14:dist="19050" w14:dir="2700000" w14:sx="100000" w14:sy="100000" w14:kx="0" w14:ky="0" w14:algn="tl">
+            <w14:schemeClr w14:val="dk1">
+              <w14:alpha w14:val="60000"/>
+            </w14:schemeClr>
+          </w14:shadow>
+          <w14:textOutline w14:w="0" w14:cap="flat" w14:cmpd="sng" w14:algn="ctr">
+            <w14:noFill/>
+            <w14:prstDash w14:val="solid"/>
+            <w14:round/>
+          </w14:textOutline>
+        </w:rPr>
+        <w:lastRenderedPageBreak/>
         <w:t>As we can the changes are being reflected in the compass.</w:t>
       </w:r>
     </w:p>
@@ -4159,7 +4549,6 @@
             </w14:contourClr>
           </w14:props3d>
         </w:rPr>
-        <w:lastRenderedPageBreak/>
         <w:drawing>
           <wp:inline distT="0" distB="0" distL="0" distR="0" wp14:anchorId="727DF5DB" wp14:editId="10084A20">
             <wp:extent cx="5943600" cy="3165475"/>
@@ -4415,25 +4804,6 @@
     <w:p>
       <w:pPr>
         <w:rPr>
-          <w:color w:val="000000" w:themeColor="text1"/>
-          <w:sz w:val="22"/>
-          <w:szCs w:val="22"/>
-          <w14:shadow w14:blurRad="38100" w14:dist="19050" w14:dir="2700000" w14:sx="100000" w14:sy="100000" w14:kx="0" w14:ky="0" w14:algn="tl">
-            <w14:schemeClr w14:val="dk1">
-              <w14:alpha w14:val="60000"/>
-            </w14:schemeClr>
-          </w14:shadow>
-          <w14:textOutline w14:w="0" w14:cap="flat" w14:cmpd="sng" w14:algn="ctr">
-            <w14:noFill/>
-            <w14:prstDash w14:val="solid"/>
-            <w14:round/>
-          </w14:textOutline>
-        </w:rPr>
-      </w:pPr>
-    </w:p>
-    <w:p>
-      <w:pPr>
-        <w:rPr>
           <w:b/>
           <w:color w:val="196B24" w:themeColor="accent3"/>
           <w:sz w:val="28"/>
@@ -4470,7 +4840,45 @@
           </w14:textOutline>
         </w:rPr>
         <w:lastRenderedPageBreak/>
-        <w:t>We checked another case here where we try to update a session which has a status of complete. Our code denies it since it only allows updation on those who has status as scheduled.</w:t>
+        <w:t xml:space="preserve">We checked another case here where we try to update a session which has a status of complete. Our code denies it since it only allows </w:t>
+      </w:r>
+      <w:proofErr w:type="spellStart"/>
+      <w:r>
+        <w:rPr>
+          <w:color w:val="000000" w:themeColor="text1"/>
+          <w:sz w:val="22"/>
+          <w:szCs w:val="22"/>
+          <w14:shadow w14:blurRad="38100" w14:dist="19050" w14:dir="2700000" w14:sx="100000" w14:sy="100000" w14:kx="0" w14:ky="0" w14:algn="tl">
+            <w14:schemeClr w14:val="dk1">
+              <w14:alpha w14:val="60000"/>
+            </w14:schemeClr>
+          </w14:shadow>
+          <w14:textOutline w14:w="0" w14:cap="flat" w14:cmpd="sng" w14:algn="ctr">
+            <w14:noFill/>
+            <w14:prstDash w14:val="solid"/>
+            <w14:round/>
+          </w14:textOutline>
+        </w:rPr>
+        <w:t>updation</w:t>
+      </w:r>
+      <w:proofErr w:type="spellEnd"/>
+      <w:r>
+        <w:rPr>
+          <w:color w:val="000000" w:themeColor="text1"/>
+          <w:sz w:val="22"/>
+          <w:szCs w:val="22"/>
+          <w14:shadow w14:blurRad="38100" w14:dist="19050" w14:dir="2700000" w14:sx="100000" w14:sy="100000" w14:kx="0" w14:ky="0" w14:algn="tl">
+            <w14:schemeClr w14:val="dk1">
+              <w14:alpha w14:val="60000"/>
+            </w14:schemeClr>
+          </w14:shadow>
+          <w14:textOutline w14:w="0" w14:cap="flat" w14:cmpd="sng" w14:algn="ctr">
+            <w14:noFill/>
+            <w14:prstDash w14:val="solid"/>
+            <w14:round/>
+          </w14:textOutline>
+        </w:rPr>
+        <w:t xml:space="preserve"> on those who has status as scheduled.</w:t>
       </w:r>
     </w:p>
     <w:p>
